--- a/pedidos-acesso-informacao.docx
+++ b/pedidos-acesso-informacao.docx
@@ -45,7 +45,7 @@
           <w:sz w:val="20"/>
           <w:szCs w:val="20"/>
         </w:rPr>
-        <w:t xml:space="preserve">Seis pedidos prontos para envio · 26 de outubro de 2026</w:t>
+        <w:t xml:space="preserve">Seis pedidos prontos para envio · Solicitante: anônimo (identidade preservada) · 26 de outubro de 2026</w:t>
       </w:r>
     </w:p>
     <w:p>
@@ -75,6 +75,28 @@
       </w:r>
       <w:r>
         <w:t xml:space="preserve">Os pedidos 1 a 5 vão pela plataforma Fala.BR (falabr.cgu.gov.br), escolhendo o tipo "Acesso à Informação" e o órgão indicado. O pedido 6 vai pela Ouvidoria do TCU, no portal do Tribunal. É preciso cadastro com identificação, mas não é preciso explicar o motivo do pedido (Lei 12.527/2011, art. 10, § 3º).</w:t>
+      </w:r>
+    </w:p>
+    <w:p>
+      <w:pPr>
+        <w:pStyle w:val="ListParagraph"/>
+        <w:numPr>
+          <w:ilvl w:val="0"/>
+          <w:numId w:val="2"/>
+        </w:numPr>
+        <w:spacing w:after="80" w:line="300"/>
+        <w:jc w:val="both"/>
+      </w:pPr>
+      <w:r>
+        <w:rPr>
+          <w:b/>
+          <w:bCs/>
+          <w:color w:val="C00000"/>
+        </w:rPr>
+        <w:t xml:space="preserve">Anonimato. </w:t>
+      </w:r>
+      <w:r>
+        <w:t xml:space="preserve">A Lei de Acesso à Informação exige identificação (art. 10), e pedidos totalmente anônimos não são aceitos. No Fala.BR, marque a opção de preservar a identidade: seus dados ficam só com a CGU, e o órgão vê apenas um número. Nesse modo, você não pode pedir dados pessoais seus nem ser contatado para esclarecimentos. No TCU, verifique se há opção equivalente.</w:t>
       </w:r>
     </w:p>
     <w:p>
@@ -1268,7 +1290,7 @@
               <w:jc w:val="both"/>
             </w:pPr>
             <w:r>
-              <w:t xml:space="preserve">3. Histórico e situação atual do PLN nº 5/2025 (crédito suplementar de R$ 686 milhões ao Ministério da Educação) e de outros créditos relacionados ao programa.</w:t>
+              <w:t xml:space="preserve">3. Motivo da retirada de tramitação do PLN nº 5/2025 (crédito suplementar de R$ 685,9 milhões ao Ministério da Educação; Mensagem nº 1.712/2025) e instrumento que o substituiu, além de outros créditos relacionados ao programa.</w:t>
             </w:r>
           </w:p>
           <w:p>
@@ -2360,7 +2382,16 @@
               <w:jc w:val="both"/>
             </w:pPr>
             <w:r>
-              <w:t xml:space="preserve">4. Número do acórdão que aprovou o parecer prévio sobre as Contas do Presidente da República de 2023 (TC 010.005/2024-2).</w:t>
+              <w:t xml:space="preserve">4. Número do acórdão que aprovou o parecer prévio sobre as Contas do Presidente da República de 2023 (TC 010.005/2024-2; Aviso nº 468-GP/TCU/2024).</w:t>
+            </w:r>
+          </w:p>
+          <w:p>
+            <w:pPr>
+              <w:spacing w:after="100" w:line="290"/>
+              <w:jc w:val="both"/>
+            </w:pPr>
+            <w:r>
+              <w:t xml:space="preserve">5. Situação da juntada do processo TC 024.312/2024-0 à auditoria TC 025.632/2024-8 e do cumprimento do Acórdão nº 1.372/2026-TCU-Plenário.</w:t>
             </w:r>
           </w:p>
           <w:p>

--- a/pedidos-acesso-informacao.docx
+++ b/pedidos-acesso-informacao.docx
@@ -45,7 +45,7 @@
           <w:sz w:val="20"/>
           <w:szCs w:val="20"/>
         </w:rPr>
-        <w:t xml:space="preserve">Seis pedidos prontos para envio · Solicitante: anônimo (identidade preservada) · 26 de outubro de 2026</w:t>
+        <w:t xml:space="preserve">Sete pedidos prontos para envio · Solicitante: anônimo (identidade preservada) · 26 de outubro de 2026</w:t>
       </w:r>
     </w:p>
     <w:p>
@@ -74,7 +74,7 @@
         <w:t xml:space="preserve">Onde enviar. </w:t>
       </w:r>
       <w:r>
-        <w:t xml:space="preserve">Os pedidos 1 a 5 vão pela plataforma Fala.BR (falabr.cgu.gov.br), escolhendo o tipo "Acesso à Informação" e o órgão indicado. O pedido 6 vai pela Ouvidoria do TCU, no portal do Tribunal. É preciso cadastro com identificação, mas não é preciso explicar o motivo do pedido (Lei 12.527/2011, art. 10, § 3º).</w:t>
+        <w:t xml:space="preserve">Os pedidos 1 a 5 vão pela plataforma Fala.BR (falabr.cgu.gov.br), escolhendo o tipo "Acesso à Informação" e o órgão indicado. O pedido 6 vai pelo sistema de acesso à informação do portal do TCU, e o pedido 7 pelo Serviço de Informação ao Cidadão da Câmara. É preciso cadastro com identificação, mas não é preciso explicar o motivo do pedido (Lei 12.527/2011, art. 10, § 3º).</w:t>
       </w:r>
     </w:p>
     <w:p>
@@ -96,7 +96,7 @@
         <w:t xml:space="preserve">Anonimato. </w:t>
       </w:r>
       <w:r>
-        <w:t xml:space="preserve">A Lei de Acesso à Informação exige identificação (art. 10), e pedidos totalmente anônimos não são aceitos. No Fala.BR, marque a opção de preservar a identidade: seus dados ficam só com a CGU, e o órgão vê apenas um número. Nesse modo, você não pode pedir dados pessoais seus nem ser contatado para esclarecimentos. No TCU, verifique se há opção equivalente.</w:t>
+        <w:t xml:space="preserve">A Lei de Acesso à Informação exige identificação (art. 10), e pedidos totalmente anônimos não são aceitos. No Fala.BR, marque a opção de preservar a identidade: seus dados ficam só com a CGU, e o órgão vê apenas um número. Nesse modo, você não pode pedir dados pessoais seus nem ser contatado para esclarecimentos. No TCU e na Câmara, que têm sistemas próprios, não foi localizada opção equivalente: verifique ao se cadastrar.</w:t>
       </w:r>
     </w:p>
     <w:p>
@@ -2364,7 +2364,7 @@
               <w:jc w:val="both"/>
             </w:pPr>
             <w:r>
-              <w:t xml:space="preserve">2. Relação dos atos normativos de 2024 considerados em desconformidade com a Lei Complementar nº 101/2000, a LDO e a Constituição no relatório das Contas do Presidente da República de 2024 (Acórdão nº 1.326/2025-TCU-Plenário, TC 008.437/2025-4).</w:t>
+              <w:t xml:space="preserve">2. Relação completa (além das Leis nº 14.859/2024 e nº 14.968/2024, citadas pela imprensa) dos atos normativos de 2024 considerados em desconformidade com a Lei Complementar nº 101/2000, a LDO e a Constituição no relatório das Contas do Presidente da República de 2024 (Acórdão nº 1.326/2025-TCU-Plenário, TC 008.437/2025-4).</w:t>
             </w:r>
           </w:p>
           <w:p>
@@ -2392,6 +2392,349 @@
             </w:pPr>
             <w:r>
               <w:t xml:space="preserve">5. Situação da juntada do processo TC 024.312/2024-0 à auditoria TC 025.632/2024-8 e do cumprimento do Acórdão nº 1.372/2026-TCU-Plenário.</w:t>
+            </w:r>
+          </w:p>
+          <w:p>
+            <w:pPr>
+              <w:spacing w:after="100" w:line="290"/>
+              <w:jc w:val="both"/>
+            </w:pPr>
+            <w:r>
+              <w:t xml:space="preserve">Solicito que as informações sejam fornecidas em formato aberto (planilha CSV ou XLSX) quando se tratar de dados, e em PDF quando se tratar de documentos. Caso alguma informação seja sigilosa, solicito acesso à parte não sigilosa (Lei nº 12.527/2011, art. 7º, § 2º), com indicação do fundamento legal, da classificação e da autoridade que a classificou. Caso o órgão não detenha alguma informação, solicito a indicação do órgão que a detém (art. 11, § 1º, III).</w:t>
+            </w:r>
+          </w:p>
+        </w:tc>
+      </w:tr>
+    </w:tbl>
+    <w:p>
+      <w:pPr>
+        <w:pStyle w:val="Heading1"/>
+        <w:pageBreakBefore/>
+      </w:pPr>
+      <w:r>
+        <w:t xml:space="preserve">Pedido 7: Câmara dos Deputados</w:t>
+      </w:r>
+    </w:p>
+    <w:tbl>
+      <w:tblPr>
+        <w:tblW w:type="dxa" w:w="9026"/>
+        <w:tblBorders>
+          <w:top w:val="single" w:color="auto" w:sz="4"/>
+          <w:left w:val="single" w:color="auto" w:sz="4"/>
+          <w:bottom w:val="single" w:color="auto" w:sz="4"/>
+          <w:right w:val="single" w:color="auto" w:sz="4"/>
+          <w:insideH w:val="single" w:color="auto" w:sz="4"/>
+          <w:insideV w:val="single" w:color="auto" w:sz="4"/>
+        </w:tblBorders>
+      </w:tblPr>
+      <w:tblGrid>
+        <w:gridCol w:w="2200"/>
+        <w:gridCol w:w="6826"/>
+      </w:tblGrid>
+      <w:tr>
+        <w:trPr>
+          <w:cantSplit/>
+        </w:trPr>
+        <w:tc>
+          <w:tcPr>
+            <w:tcW w:type="dxa" w:w="2200"/>
+            <w:tcBorders>
+              <w:top w:val="single" w:color="BFBFBF" w:sz="4"/>
+              <w:left w:val="single" w:color="BFBFBF" w:sz="4"/>
+              <w:bottom w:val="single" w:color="BFBFBF" w:sz="4"/>
+              <w:right w:val="single" w:color="BFBFBF" w:sz="4"/>
+            </w:tcBorders>
+            <w:shd w:fill="E8EDF5" w:color="auto" w:val="clear"/>
+            <w:tcMar>
+              <w:top w:type="dxa" w:w="60"/>
+              <w:left w:type="dxa" w:w="110"/>
+              <w:bottom w:type="dxa" w:w="60"/>
+              <w:right w:type="dxa" w:w="110"/>
+            </w:tcMar>
+          </w:tcPr>
+          <w:p>
+            <w:r>
+              <w:rPr>
+                <w:b/>
+                <w:bCs/>
+              </w:rPr>
+              <w:t xml:space="preserve">Órgão</w:t>
+            </w:r>
+          </w:p>
+        </w:tc>
+        <w:tc>
+          <w:tcPr>
+            <w:tcW w:type="dxa" w:w="6826"/>
+            <w:tcBorders>
+              <w:top w:val="single" w:color="BFBFBF" w:sz="4"/>
+              <w:left w:val="single" w:color="BFBFBF" w:sz="4"/>
+              <w:bottom w:val="single" w:color="BFBFBF" w:sz="4"/>
+              <w:right w:val="single" w:color="BFBFBF" w:sz="4"/>
+            </w:tcBorders>
+            <w:tcMar>
+              <w:top w:type="dxa" w:w="60"/>
+              <w:left w:type="dxa" w:w="110"/>
+              <w:bottom w:type="dxa" w:w="60"/>
+              <w:right w:type="dxa" w:w="110"/>
+            </w:tcMar>
+          </w:tcPr>
+          <w:p>
+            <w:r>
+              <w:t xml:space="preserve">Câmara dos Deputados (Secretaria-Geral da Mesa)</w:t>
+            </w:r>
+          </w:p>
+        </w:tc>
+      </w:tr>
+      <w:tr>
+        <w:trPr>
+          <w:cantSplit/>
+        </w:trPr>
+        <w:tc>
+          <w:tcPr>
+            <w:tcW w:type="dxa" w:w="2200"/>
+            <w:tcBorders>
+              <w:top w:val="single" w:color="BFBFBF" w:sz="4"/>
+              <w:left w:val="single" w:color="BFBFBF" w:sz="4"/>
+              <w:bottom w:val="single" w:color="BFBFBF" w:sz="4"/>
+              <w:right w:val="single" w:color="BFBFBF" w:sz="4"/>
+            </w:tcBorders>
+            <w:shd w:fill="E8EDF5" w:color="auto" w:val="clear"/>
+            <w:tcMar>
+              <w:top w:type="dxa" w:w="60"/>
+              <w:left w:type="dxa" w:w="110"/>
+              <w:bottom w:type="dxa" w:w="60"/>
+              <w:right w:type="dxa" w:w="110"/>
+            </w:tcMar>
+          </w:tcPr>
+          <w:p>
+            <w:r>
+              <w:rPr>
+                <w:b/>
+                <w:bCs/>
+              </w:rPr>
+              <w:t xml:space="preserve">Canal</w:t>
+            </w:r>
+          </w:p>
+        </w:tc>
+        <w:tc>
+          <w:tcPr>
+            <w:tcW w:type="dxa" w:w="6826"/>
+            <w:tcBorders>
+              <w:top w:val="single" w:color="BFBFBF" w:sz="4"/>
+              <w:left w:val="single" w:color="BFBFBF" w:sz="4"/>
+              <w:bottom w:val="single" w:color="BFBFBF" w:sz="4"/>
+              <w:right w:val="single" w:color="BFBFBF" w:sz="4"/>
+            </w:tcBorders>
+            <w:tcMar>
+              <w:top w:type="dxa" w:w="60"/>
+              <w:left w:type="dxa" w:w="110"/>
+              <w:bottom w:type="dxa" w:w="60"/>
+              <w:right w:type="dxa" w:w="110"/>
+            </w:tcMar>
+          </w:tcPr>
+          <w:p>
+            <w:r>
+              <w:t xml:space="preserve">Serviço de Informação ao Cidadão da Câmara (formulário de acesso à informação no portal camara.leg.br). A Câmara não utiliza o Fala.BR</w:t>
+            </w:r>
+          </w:p>
+        </w:tc>
+      </w:tr>
+      <w:tr>
+        <w:trPr>
+          <w:cantSplit/>
+        </w:trPr>
+        <w:tc>
+          <w:tcPr>
+            <w:tcW w:type="dxa" w:w="2200"/>
+            <w:tcBorders>
+              <w:top w:val="single" w:color="BFBFBF" w:sz="4"/>
+              <w:left w:val="single" w:color="BFBFBF" w:sz="4"/>
+              <w:bottom w:val="single" w:color="BFBFBF" w:sz="4"/>
+              <w:right w:val="single" w:color="BFBFBF" w:sz="4"/>
+            </w:tcBorders>
+            <w:shd w:fill="E8EDF5" w:color="auto" w:val="clear"/>
+            <w:tcMar>
+              <w:top w:type="dxa" w:w="60"/>
+              <w:left w:type="dxa" w:w="110"/>
+              <w:bottom w:type="dxa" w:w="60"/>
+              <w:right w:type="dxa" w:w="110"/>
+            </w:tcMar>
+          </w:tcPr>
+          <w:p>
+            <w:r>
+              <w:rPr>
+                <w:b/>
+                <w:bCs/>
+              </w:rPr>
+              <w:t xml:space="preserve">Assunto</w:t>
+            </w:r>
+          </w:p>
+        </w:tc>
+        <w:tc>
+          <w:tcPr>
+            <w:tcW w:type="dxa" w:w="6826"/>
+            <w:tcBorders>
+              <w:top w:val="single" w:color="BFBFBF" w:sz="4"/>
+              <w:left w:val="single" w:color="BFBFBF" w:sz="4"/>
+              <w:bottom w:val="single" w:color="BFBFBF" w:sz="4"/>
+              <w:right w:val="single" w:color="BFBFBF" w:sz="4"/>
+            </w:tcBorders>
+            <w:tcMar>
+              <w:top w:type="dxa" w:w="60"/>
+              <w:left w:type="dxa" w:w="110"/>
+              <w:bottom w:type="dxa" w:w="60"/>
+              <w:right w:type="dxa" w:w="110"/>
+            </w:tcMar>
+          </w:tcPr>
+          <w:p>
+            <w:r>
+              <w:t xml:space="preserve">Denúncias por crime de responsabilidade contra o Presidente da República (2023–2026)</w:t>
+            </w:r>
+          </w:p>
+        </w:tc>
+      </w:tr>
+      <w:tr>
+        <w:trPr>
+          <w:cantSplit/>
+        </w:trPr>
+        <w:tc>
+          <w:tcPr>
+            <w:tcW w:type="dxa" w:w="2200"/>
+            <w:tcBorders>
+              <w:top w:val="single" w:color="BFBFBF" w:sz="4"/>
+              <w:left w:val="single" w:color="BFBFBF" w:sz="4"/>
+              <w:bottom w:val="single" w:color="BFBFBF" w:sz="4"/>
+              <w:right w:val="single" w:color="BFBFBF" w:sz="4"/>
+            </w:tcBorders>
+            <w:shd w:fill="E8EDF5" w:color="auto" w:val="clear"/>
+            <w:tcMar>
+              <w:top w:type="dxa" w:w="60"/>
+              <w:left w:type="dxa" w:w="110"/>
+              <w:bottom w:type="dxa" w:w="60"/>
+              <w:right w:type="dxa" w:w="110"/>
+            </w:tcMar>
+          </w:tcPr>
+          <w:p>
+            <w:r>
+              <w:rPr>
+                <w:b/>
+                <w:bCs/>
+              </w:rPr>
+              <w:t xml:space="preserve">Objetivo</w:t>
+            </w:r>
+          </w:p>
+        </w:tc>
+        <w:tc>
+          <w:tcPr>
+            <w:tcW w:type="dxa" w:w="6826"/>
+            <w:tcBorders>
+              <w:top w:val="single" w:color="BFBFBF" w:sz="4"/>
+              <w:left w:val="single" w:color="BFBFBF" w:sz="4"/>
+              <w:bottom w:val="single" w:color="BFBFBF" w:sz="4"/>
+              <w:right w:val="single" w:color="BFBFBF" w:sz="4"/>
+            </w:tcBorders>
+            <w:tcMar>
+              <w:top w:type="dxa" w:w="60"/>
+              <w:left w:type="dxa" w:w="110"/>
+              <w:bottom w:type="dxa" w:w="60"/>
+              <w:right w:type="dxa" w:w="110"/>
+            </w:tcMar>
+          </w:tcPr>
+          <w:p>
+            <w:r>
+              <w:t xml:space="preserve">Obter o total oficial de pedidos de impeachment e a situação de cada um, hoje conhecidos só pela imprensa.</w:t>
+            </w:r>
+          </w:p>
+        </w:tc>
+      </w:tr>
+    </w:tbl>
+    <w:p>
+      <w:pPr>
+        <w:spacing w:after="160"/>
+      </w:pPr>
+    </w:p>
+    <w:tbl>
+      <w:tblPr>
+        <w:tblW w:type="dxa" w:w="9026"/>
+        <w:tblBorders>
+          <w:top w:val="single" w:color="auto" w:sz="4"/>
+          <w:left w:val="single" w:color="auto" w:sz="4"/>
+          <w:bottom w:val="single" w:color="auto" w:sz="4"/>
+          <w:right w:val="single" w:color="auto" w:sz="4"/>
+          <w:insideH w:val="single" w:color="auto" w:sz="4"/>
+          <w:insideV w:val="single" w:color="auto" w:sz="4"/>
+        </w:tblBorders>
+      </w:tblPr>
+      <w:tblGrid>
+        <w:gridCol w:w="9026"/>
+      </w:tblGrid>
+      <w:tr>
+        <w:tc>
+          <w:tcPr>
+            <w:tcW w:type="dxa" w:w="9026"/>
+            <w:tcBorders>
+              <w:top w:val="single" w:color="1F3864" w:sz="8"/>
+              <w:left w:val="single" w:color="1F3864" w:sz="8"/>
+              <w:bottom w:val="single" w:color="1F3864" w:sz="8"/>
+              <w:right w:val="single" w:color="1F3864" w:sz="8"/>
+            </w:tcBorders>
+            <w:shd w:fill="F7F9FC" w:color="auto" w:val="clear"/>
+            <w:tcMar>
+              <w:top w:type="dxa" w:w="140"/>
+              <w:left w:type="dxa" w:w="200"/>
+              <w:bottom w:type="dxa" w:w="140"/>
+              <w:right w:type="dxa" w:w="200"/>
+            </w:tcMar>
+          </w:tcPr>
+          <w:p>
+            <w:pPr>
+              <w:spacing w:after="120"/>
+            </w:pPr>
+            <w:r>
+              <w:rPr>
+                <w:b/>
+                <w:bCs/>
+                <w:color w:val="1F3864"/>
+                <w:sz w:val="18"/>
+                <w:szCs w:val="18"/>
+              </w:rPr>
+              <w:t xml:space="preserve">TEXTO DO PEDIDO (copiar e colar)</w:t>
+            </w:r>
+          </w:p>
+          <w:p>
+            <w:pPr>
+              <w:spacing w:after="100" w:line="290"/>
+              <w:jc w:val="both"/>
+            </w:pPr>
+            <w:r>
+              <w:t xml:space="preserve">Com fundamento na Lei nº 12.527/2011, solicito:</w:t>
+            </w:r>
+          </w:p>
+          <w:p>
+            <w:pPr>
+              <w:spacing w:after="100" w:line="290"/>
+              <w:jc w:val="both"/>
+            </w:pPr>
+            <w:r>
+              <w:t xml:space="preserve">1. Relação de todas as denúncias por crime de responsabilidade apresentadas contra o Presidente da República de 1º/01/2023 até a data da resposta, com data de apresentação, identificação ou número de registro, autoria (quando se tratar de parlamentar ou de pessoa que não tenha pedido sigilo) e fundamento alegado.</w:t>
+            </w:r>
+          </w:p>
+          <w:p>
+            <w:pPr>
+              <w:spacing w:after="100" w:line="290"/>
+              <w:jc w:val="both"/>
+            </w:pPr>
+            <w:r>
+              <w:t xml:space="preserve">2. Situação de cada denúncia (aguardando análise, arquivada, recebida) e cópia dos despachos da Presidência da Câmara, se houver.</w:t>
+            </w:r>
+          </w:p>
+          <w:p>
+            <w:pPr>
+              <w:spacing w:after="100" w:line="290"/>
+              <w:jc w:val="both"/>
+            </w:pPr>
+            <w:r>
+              <w:t xml:space="preserve">3. Número total de denúncias por ano (2023, 2024, 2025 e 2026).</w:t>
             </w:r>
           </w:p>
           <w:p>
@@ -3523,6 +3866,179 @@
                 <w:szCs w:val="18"/>
               </w:rPr>
               <w:t xml:space="preserve">6. Tribunal de Contas da União</w:t>
+            </w:r>
+          </w:p>
+        </w:tc>
+        <w:tc>
+          <w:tcPr>
+            <w:tcW w:type="dxa" w:w="1300"/>
+            <w:tcBorders>
+              <w:top w:val="single" w:color="BFBFBF" w:sz="4"/>
+              <w:left w:val="single" w:color="BFBFBF" w:sz="4"/>
+              <w:bottom w:val="single" w:color="BFBFBF" w:sz="4"/>
+              <w:right w:val="single" w:color="BFBFBF" w:sz="4"/>
+            </w:tcBorders>
+            <w:tcMar>
+              <w:top w:type="dxa" w:w="60"/>
+              <w:left w:type="dxa" w:w="90"/>
+              <w:bottom w:type="dxa" w:w="60"/>
+              <w:right w:type="dxa" w:w="90"/>
+            </w:tcMar>
+          </w:tcPr>
+          <w:p>
+            <w:r>
+              <w:rPr>
+                <w:b w:val="false"/>
+                <w:bCs w:val="false"/>
+                <w:sz w:val="18"/>
+                <w:szCs w:val="18"/>
+              </w:rPr>
+              <w:t xml:space="preserve"/>
+            </w:r>
+          </w:p>
+        </w:tc>
+        <w:tc>
+          <w:tcPr>
+            <w:tcW w:type="dxa" w:w="1500"/>
+            <w:tcBorders>
+              <w:top w:val="single" w:color="BFBFBF" w:sz="4"/>
+              <w:left w:val="single" w:color="BFBFBF" w:sz="4"/>
+              <w:bottom w:val="single" w:color="BFBFBF" w:sz="4"/>
+              <w:right w:val="single" w:color="BFBFBF" w:sz="4"/>
+            </w:tcBorders>
+            <w:tcMar>
+              <w:top w:type="dxa" w:w="60"/>
+              <w:left w:type="dxa" w:w="90"/>
+              <w:bottom w:type="dxa" w:w="60"/>
+              <w:right w:type="dxa" w:w="90"/>
+            </w:tcMar>
+          </w:tcPr>
+          <w:p>
+            <w:r>
+              <w:rPr>
+                <w:b w:val="false"/>
+                <w:bCs w:val="false"/>
+                <w:sz w:val="18"/>
+                <w:szCs w:val="18"/>
+              </w:rPr>
+              <w:t xml:space="preserve"/>
+            </w:r>
+          </w:p>
+        </w:tc>
+        <w:tc>
+          <w:tcPr>
+            <w:tcW w:type="dxa" w:w="1300"/>
+            <w:tcBorders>
+              <w:top w:val="single" w:color="BFBFBF" w:sz="4"/>
+              <w:left w:val="single" w:color="BFBFBF" w:sz="4"/>
+              <w:bottom w:val="single" w:color="BFBFBF" w:sz="4"/>
+              <w:right w:val="single" w:color="BFBFBF" w:sz="4"/>
+            </w:tcBorders>
+            <w:tcMar>
+              <w:top w:type="dxa" w:w="60"/>
+              <w:left w:type="dxa" w:w="90"/>
+              <w:bottom w:type="dxa" w:w="60"/>
+              <w:right w:type="dxa" w:w="90"/>
+            </w:tcMar>
+          </w:tcPr>
+          <w:p>
+            <w:r>
+              <w:rPr>
+                <w:b w:val="false"/>
+                <w:bCs w:val="false"/>
+                <w:sz w:val="18"/>
+                <w:szCs w:val="18"/>
+              </w:rPr>
+              <w:t xml:space="preserve"/>
+            </w:r>
+          </w:p>
+        </w:tc>
+        <w:tc>
+          <w:tcPr>
+            <w:tcW w:type="dxa" w:w="1700"/>
+            <w:tcBorders>
+              <w:top w:val="single" w:color="BFBFBF" w:sz="4"/>
+              <w:left w:val="single" w:color="BFBFBF" w:sz="4"/>
+              <w:bottom w:val="single" w:color="BFBFBF" w:sz="4"/>
+              <w:right w:val="single" w:color="BFBFBF" w:sz="4"/>
+            </w:tcBorders>
+            <w:tcMar>
+              <w:top w:type="dxa" w:w="60"/>
+              <w:left w:type="dxa" w:w="90"/>
+              <w:bottom w:type="dxa" w:w="60"/>
+              <w:right w:type="dxa" w:w="90"/>
+            </w:tcMar>
+          </w:tcPr>
+          <w:p>
+            <w:r>
+              <w:rPr>
+                <w:b w:val="false"/>
+                <w:bCs w:val="false"/>
+                <w:sz w:val="18"/>
+                <w:szCs w:val="18"/>
+              </w:rPr>
+              <w:t xml:space="preserve"/>
+            </w:r>
+          </w:p>
+        </w:tc>
+        <w:tc>
+          <w:tcPr>
+            <w:tcW w:type="dxa" w:w="1526"/>
+            <w:tcBorders>
+              <w:top w:val="single" w:color="BFBFBF" w:sz="4"/>
+              <w:left w:val="single" w:color="BFBFBF" w:sz="4"/>
+              <w:bottom w:val="single" w:color="BFBFBF" w:sz="4"/>
+              <w:right w:val="single" w:color="BFBFBF" w:sz="4"/>
+            </w:tcBorders>
+            <w:tcMar>
+              <w:top w:type="dxa" w:w="60"/>
+              <w:left w:type="dxa" w:w="90"/>
+              <w:bottom w:type="dxa" w:w="60"/>
+              <w:right w:type="dxa" w:w="90"/>
+            </w:tcMar>
+          </w:tcPr>
+          <w:p>
+            <w:r>
+              <w:rPr>
+                <w:b w:val="false"/>
+                <w:bCs w:val="false"/>
+                <w:sz w:val="18"/>
+                <w:szCs w:val="18"/>
+              </w:rPr>
+              <w:t xml:space="preserve"/>
+            </w:r>
+          </w:p>
+        </w:tc>
+      </w:tr>
+      <w:tr>
+        <w:trPr>
+          <w:cantSplit/>
+        </w:trPr>
+        <w:tc>
+          <w:tcPr>
+            <w:tcW w:type="dxa" w:w="1700"/>
+            <w:tcBorders>
+              <w:top w:val="single" w:color="BFBFBF" w:sz="4"/>
+              <w:left w:val="single" w:color="BFBFBF" w:sz="4"/>
+              <w:bottom w:val="single" w:color="BFBFBF" w:sz="4"/>
+              <w:right w:val="single" w:color="BFBFBF" w:sz="4"/>
+            </w:tcBorders>
+            <w:tcMar>
+              <w:top w:type="dxa" w:w="60"/>
+              <w:left w:type="dxa" w:w="90"/>
+              <w:bottom w:type="dxa" w:w="60"/>
+              <w:right w:type="dxa" w:w="90"/>
+            </w:tcMar>
+          </w:tcPr>
+          <w:p>
+            <w:r>
+              <w:rPr>
+                <w:b w:val="false"/>
+                <w:bCs w:val="false"/>
+                <w:sz w:val="18"/>
+                <w:szCs w:val="18"/>
+              </w:rPr>
+              <w:t xml:space="preserve">7. Câmara dos Deputados</w:t>
             </w:r>
           </w:p>
         </w:tc>

--- a/pedidos-acesso-informacao.docx
+++ b/pedidos-acesso-informacao.docx
@@ -2364,7 +2364,7 @@
               <w:jc w:val="both"/>
             </w:pPr>
             <w:r>
-              <w:t xml:space="preserve">2. Relação completa (além das Leis nº 14.859/2024 e nº 14.968/2024, citadas pela imprensa) dos atos normativos de 2024 considerados em desconformidade com a Lei Complementar nº 101/2000, a LDO e a Constituição no relatório das Contas do Presidente da República de 2024 (Acórdão nº 1.326/2025-TCU-Plenário, TC 008.437/2025-4).</w:t>
+              <w:t xml:space="preserve">2. Relação dos atos normativos de 2024 considerados em desconformidade com a Lei Complementar nº 101/2000, a LDO e a Constituição no relatório das Contas do Presidente da República de 2024 (Acórdão nº 1.326/2025-TCU-Plenário, TC 008.437/2025-4).</w:t>
             </w:r>
           </w:p>
           <w:p>
@@ -2383,15 +2383,6 @@
             </w:pPr>
             <w:r>
               <w:t xml:space="preserve">4. Número do acórdão que aprovou o parecer prévio sobre as Contas do Presidente da República de 2023 (TC 010.005/2024-2; Aviso nº 468-GP/TCU/2024).</w:t>
-            </w:r>
-          </w:p>
-          <w:p>
-            <w:pPr>
-              <w:spacing w:after="100" w:line="290"/>
-              <w:jc w:val="both"/>
-            </w:pPr>
-            <w:r>
-              <w:t xml:space="preserve">5. Situação da juntada do processo TC 024.312/2024-0 à auditoria TC 025.632/2024-8 e do cumprimento do Acórdão nº 1.372/2026-TCU-Plenário.</w:t>
             </w:r>
           </w:p>
           <w:p>
